--- a/nep/docx/46.content.docx
+++ b/nep/docx/46.content.docx
@@ -136,13 +136,6 @@
         <w:rPr>
           <w:lang w:val="ne_NP" w:bidi="ne_NP"/>
         </w:rPr>
-      </w:r>
-      <w:r>
-        <w:rPr>
-          <w:i/>
-          <w:lang w:val="ne_NP" w:bidi="ne_NP"/>
-        </w:rPr>
-        <w:t>१ कोरिन्थी 1:1, १ कोरिन्थी 1:3, १ कोरिन्थी 1:5, १ कोरिन्थी 1:7, १ कोरिन्थी 1:8, १ कोरिन्थी 1:10, १ कोरिन्थी 1:11, १ कोरिन्थी 1:12, १ कोरिन्थी 1:14–15, १ कोरिन्थी 1:17, १ कोरिन्थी 1:18, १ कोरिन्थी 1:18 (#2), १ कोरिन्थी 1:20, १ कोरिन्थी 1:21, १ कोरिन्थी 1:26, १ कोरिन्थी 1:27, १ कोरिन्थी 1:28–29, १ कोरिन्थी 1:30, १ कोरिन्थी 1:30 (#2), १ कोरिन्थी 1:31, १ कोरिन्थी 2:1, १ कोरिन्थी 2:2, १ कोरिन्थी 2:4–5, १ कोरिन्थी 2:7, १ कोरिन्थी 2:8, १ कोरिन्थी 2:10, १ कोरिन्थी 2:11, १ कोरिन्थी 2:12, १ कोरिन्थी 2:14, १ कोरिन्थी 2:16, १ कोरिन्थी 3:3, १ कोरिन्थी 3:5, १ कोरिन्थी 3:7, १ कोरिन्थी 3:11, १ कोरिन्थी 3:11–13, १ कोरिन्थी 3:13, १ कोरिन्थी 3:14, १ कोरिन्थी 3:15, १ कोरिन्थी 3:16, १ कोरिन्थी 3:17, १ कोरिन्थी 3:18, १ कोरिन्थी 3:20, १ कोरिन्थी 3:21–23, १ कोरिन्थी 4:1, १ कोरिन्थी 4:2, १ कोरिन्थी 4:4, १ कोरिन्थी 4:14, १ कोरिन्थी 4:16, १ कोरिन्थी 4:20, १ कोरिन्थी 5:1, १ कोरिन्थी 5:2, १ कोरिन्थी 5:8, १ कोरिन्थी 5:9, १ कोरिन्थी 5:12, १ कोरिन्थी 5:13, १ कोरिन्थी 6:2–3, १ कोरिन्थी 6:6, १ कोरिन्थी 6:12–13, १ कोरिन्थी 6:15, १ कोरिन्थी 6:15 (#2), १ कोरिन्थी 6:16, १ कोरिन्थी 6:17, १ कोरिन्थी 6:18, १ कोरिन्थी 6:19–20, १ कोरिन्थी 7:2, १ कोरिन्थी 7:4, १ कोरिन्थी 7:5, १ कोरिन्थी 7:8, १ कोरिन्थी 7:9, १ कोरिन्थी 7:10–11, १ कोरिन्थी 7:12–13, १ कोरिन्थी 7:15, १ कोरिन्थी 7:17, १ कोरिन्थी 7:18, १ कोरिन्थी 7:21–23, १ कोरिन्थी 7:26, १ कोरिन्थी 7:27, १ कोरिन्थी 7:28, १ कोरिन्थी 7:31, १ कोरिन्थी 7:33–34, १ कोरिन्थी 7:38, १ कोरिन्थी 7:39, १ कोरिन्थी 7:39 (#2), १ कोरिन्थी 8:1, १ कोरिन्थी 8:1 (#2), १ कोरिन्थी 8:4, १ कोरिन्थी 8:6, १ कोरिन्थी 8:6 (#2), १ कोरिन्थी 8:7, १ कोरिन्थी 10:4, १ कोरिन्थी 10:6, १ कोरिन्थी 10:9–10, १ कोरिन्थी 10:11, १ कोरिन्थी 10:13, १ कोरिन्थी 10:13 (#2), १ कोरिन्थी 10:14, १ कोरिन्थी 10:16, १ कोरिन्थी 10:20, १ कोरिन्थी 10:20–21, १ कोरिन्थी 10:22, १ कोरिन्थी 10:24, १ कोरिन्थी 10:27, १ कोरिन्थी 10:28–29, १ कोरिन्थी 10:31, १ कोरिन्थी 10:32–33, १ कोरिन्थी 11:1, १ कोरिन्थी 11:1 (#2), १ कोरिन्थी 11:2, १ कोरिन्थी 11:3, १ कोरिन्थी 11:3 (#2), १ कोरिन्थी 11:3 (#3), १ कोरिन्थी 11:4, १ कोरिन्थी 11:5, १ कोरिन्थी 11:7, १ कोरिन्थी 11:9, १ कोरिन्थी 11:11–12, १ कोरिन्थी 11:13, १ कोरिन्थी 11:19, १ कोरिन्थी 11:21, १ कोरिन्थी 11:23–24, १ कोरिन्थी 11:25, १ कोरिन्थी 11:26, १ कोरिन्थी 11:27, १ कोरिन्थी 11:29, १ कोरिन्थी 11:30, १ कोरिन्थी 11:33, १ कोरिन्थी 12:1, १ कोरिन्थी 12:3, १ कोरिन्थी 12:3 (#2), १ कोरिन्थी 12:4–6, १ कोरिन्थी 12:7, १ कोरिन्थी 12:9–10, १ कोरिन्थी 12:11, १ कोरिन्थी 12:13, १ कोरिन्थी 12:18, १ कोरिन्थी 12:22, १ कोरिन्थी 12:24, १ कोरिन्थी 12:25, १ कोरिन्थी 12:28, १ कोरिन्थी 12:31, १ कोरिन्थी 12:31 (#2), १ कोरिन्थी 13:1, १ कोरिन्थी 13:2, १ कोरिन्थी 13:3, १ कोरिन्थी 13:5–7, १ कोरिन्थी 13:8, १ कोरिन्थी 13:8–10, १ कोरिन्थी 13:11, १ कोरिन्थी 13:13, १ कोरिन्थी 14:1, १ कोरिन्थी 14:2, १ कोरिन्थी 14:3–4, १ कोरिन्थी 14:7–9, १ कोरिन्थी 14:12, १ कोरिन्थी 14:13, १ कोरिन्थी 14:14, १ कोरिन्थी 14:15, १ कोरिन्थी 14:19, १ कोरिन्थी 14:22, १ कोरिन्थी 14:23, १ कोरिन्थी 14:24, १ कोरिन्थी 14:25, १ कोरिन्थी 14:27–28, १ कोरिन्थी 14:29–30, १ कोरिन्थी 14:34, १ कोरिन्थी 14:35, १ कोरिन्थी 14:35 (#2), १ कोरिन्थी 14:37, १ कोरिन्थी 14:40, १ कोरिन्थी 15:1, १ कोरिन्थी 15:2, १ कोरिन्थी 15:3–5, १ कोरिन्थी 15:5–8, १ कोरिन्थी 15:9, १ कोरिन्थी 15:12, १ कोरिन्थी 15:13–14, १ कोरिन्थी 15:18, १ कोरिन्थी 15:19, १ कोरिन्थी 15:20, १ कोरिन्थी 15:22, १ कोरिन्थी 15:23, १ कोरिन्थी 15:24, १ कोरिन्थी 15:25, १ कोरिन्थी 15:26, १ कोरिन्थी 15:27, १ कोरिन्थी 15:28, १ कोरिन्थी 15:32, १ कोरिन्थी 15:34, १ कोरिन्थी 15:34 (#2), १ कोरिन्थी 15:35–38, १ कोरिन्थी 15:36, १ कोरिन्थी 15:37, १ कोरिन्थी 15:39, १ कोरिन्थी 15:40, १ कोरिन्थी 15:41, १ कोरिन्थी 15:42–44, १ कोरिन्थी 15:42–44 (#2), १ कोरिन्थी 15:45, १ कोरिन्थी 15:45 (#2), १ कोरिन्थी 15:47, १ कोरिन्थी 15:49, १ कोरिन्थी 15:50, १ कोरिन्थी 15:51, १ कोरिन्थी 15:52, १ कोरिन्थी 15:54, १ कोरिन्थी 15:56, १ कोरिन्थी 15:57, १ कोरिन्थी 15:58, १ कोरिन्थी 16:1, १ कोरिन्थी 16:2, १ कोरिन्थी 16:3, १ कोरिन्थी 16:5, १ कोरिन्थी 16:7, १ कोरिन्थी 16:8–9, १ कोरिन्थी 16:10</w:t>
       </w:r>
       <w:r>
         <w:rPr>

--- a/nep/docx/46.content.docx
+++ b/nep/docx/46.content.docx
@@ -123,19 +123,6 @@
           <w:lang w:val="ne_NP" w:bidi="ne_NP"/>
         </w:rPr>
         <w:t>1CO</w:t>
-      </w:r>
-      <w:r>
-        <w:rPr>
-          <w:lang w:val="ne_NP" w:bidi="ne_NP"/>
-        </w:rPr>
-      </w:r>
-    </w:p>
-    <w:p>
-      <w:pPr/>
-      <w:r>
-        <w:rPr>
-          <w:lang w:val="ne_NP" w:bidi="ne_NP"/>
-        </w:rPr>
       </w:r>
       <w:r>
         <w:rPr>

--- a/nep/docx/46.content.docx
+++ b/nep/docx/46.content.docx
@@ -19,7 +19,7 @@
         <w:rPr>
           <w:lang w:val="ne_NP" w:bidi="ne_NP"/>
         </w:rPr>
-        <w:t>Resource: Translation Questions (unfoldingWord)</w:t>
+        <w:t>Resource: unfoldingWord® Translation Questions</w:t>
       </w:r>
       <w:r>
         <w:rPr>
@@ -85,7 +85,7 @@
         <w:rPr>
           <w:lang w:val="ne_NP" w:bidi="ne_NP"/>
         </w:rPr>
-        <w:t>Translation Questions (unfoldingWord)</w:t>
+        <w:t>unfoldingWord® Translation Questions</w:t>
       </w:r>
     </w:p>
     <w:p>
